--- a/Mil.Paperwork.Domain/Templates/DismantlingReportTemplate.docx
+++ b/Mil.Paperwork.Domain/Templates/DismantlingReportTemplate.docx
@@ -1,6 +1,6 @@
 
 <file path=word/document.xml><?xml version="1.0" encoding="utf-8"?>
-<w:document xmlns:wpc="http://schemas.microsoft.com/office/word/2010/wordprocessingCanvas" xmlns:cx="http://schemas.microsoft.com/office/drawing/2014/chartex" xmlns:cx1="http://schemas.microsoft.com/office/drawing/2015/9/8/chartex" xmlns:cx2="http://schemas.microsoft.com/office/drawing/2015/10/21/chartex" xmlns:cx3="http://schemas.microsoft.com/office/drawing/2016/5/9/chartex" xmlns:cx4="http://schemas.microsoft.com/office/drawing/2016/5/10/chartex" xmlns:cx5="http://schemas.microsoft.com/office/drawing/2016/5/11/chartex" xmlns:cx6="http://schemas.microsoft.com/office/drawing/2016/5/12/chartex" xmlns:cx7="http://schemas.microsoft.com/office/drawing/2016/5/13/chartex" xmlns:cx8="http://schemas.microsoft.com/office/drawing/2016/5/14/chartex" xmlns:mc="http://schemas.openxmlformats.org/markup-compatibility/2006" xmlns:aink="http://schemas.microsoft.com/office/drawing/2016/ink" xmlns:am3d="http://schemas.microsoft.com/office/drawing/2017/model3d" xmlns:o="urn:schemas-microsoft-com:office:office" xmlns:r="http://schemas.openxmlformats.org/officeDocument/2006/relationships" xmlns:m="http://schemas.openxmlformats.org/officeDocument/2006/math" xmlns:v="urn:schemas-microsoft-com:vml" xmlns:wp14="http://schemas.microsoft.com/office/word/2010/wordprocessingDrawing" xmlns:wp="http://schemas.openxmlformats.org/drawingml/2006/wordprocessingDrawing" xmlns:w10="urn:schemas-microsoft-com:office:word" xmlns:w="http://schemas.openxmlformats.org/wordprocessingml/2006/main" xmlns:w14="http://schemas.microsoft.com/office/word/2010/wordml" xmlns:w15="http://schemas.microsoft.com/office/word/2012/wordml" xmlns:w16cex="http://schemas.microsoft.com/office/word/2018/wordml/cex" xmlns:w16cid="http://schemas.microsoft.com/office/word/2016/wordml/cid" xmlns:w16="http://schemas.microsoft.com/office/word/2018/wordml" xmlns:w16sdtdh="http://schemas.microsoft.com/office/word/2020/wordml/sdtdatahash" xmlns:w16se="http://schemas.microsoft.com/office/word/2015/wordml/symex" xmlns:wpg="http://schemas.microsoft.com/office/word/2010/wordprocessingGroup" xmlns:wpi="http://schemas.microsoft.com/office/word/2010/wordprocessingInk" xmlns:wne="http://schemas.microsoft.com/office/word/2006/wordml" xmlns:wps="http://schemas.microsoft.com/office/word/2010/wordprocessingShape" mc:Ignorable="w14 w15 w16se w16cid w16 w16cex w16sdtdh wp14">
+<w:document xmlns:wpc="http://schemas.microsoft.com/office/word/2010/wordprocessingCanvas" xmlns:cx="http://schemas.microsoft.com/office/drawing/2014/chartex" xmlns:cx1="http://schemas.microsoft.com/office/drawing/2015/9/8/chartex" xmlns:cx2="http://schemas.microsoft.com/office/drawing/2015/10/21/chartex" xmlns:cx3="http://schemas.microsoft.com/office/drawing/2016/5/9/chartex" xmlns:cx4="http://schemas.microsoft.com/office/drawing/2016/5/10/chartex" xmlns:cx5="http://schemas.microsoft.com/office/drawing/2016/5/11/chartex" xmlns:cx6="http://schemas.microsoft.com/office/drawing/2016/5/12/chartex" xmlns:cx7="http://schemas.microsoft.com/office/drawing/2016/5/13/chartex" xmlns:cx8="http://schemas.microsoft.com/office/drawing/2016/5/14/chartex" xmlns:mc="http://schemas.openxmlformats.org/markup-compatibility/2006" xmlns:aink="http://schemas.microsoft.com/office/drawing/2016/ink" xmlns:am3d="http://schemas.microsoft.com/office/drawing/2017/model3d" xmlns:o="urn:schemas-microsoft-com:office:office" xmlns:oel="http://schemas.microsoft.com/office/2019/extlst" xmlns:r="http://schemas.openxmlformats.org/officeDocument/2006/relationships" xmlns:m="http://schemas.openxmlformats.org/officeDocument/2006/math" xmlns:v="urn:schemas-microsoft-com:vml" xmlns:wp14="http://schemas.microsoft.com/office/word/2010/wordprocessingDrawing" xmlns:wp="http://schemas.openxmlformats.org/drawingml/2006/wordprocessingDrawing" xmlns:w10="urn:schemas-microsoft-com:office:word" xmlns:w="http://schemas.openxmlformats.org/wordprocessingml/2006/main" xmlns:w14="http://schemas.microsoft.com/office/word/2010/wordml" xmlns:w15="http://schemas.microsoft.com/office/word/2012/wordml" xmlns:w16cex="http://schemas.microsoft.com/office/word/2018/wordml/cex" xmlns:w16cid="http://schemas.microsoft.com/office/word/2016/wordml/cid" xmlns:w16="http://schemas.microsoft.com/office/word/2018/wordml" xmlns:w16du="http://schemas.microsoft.com/office/word/2023/wordml/word16du" xmlns:w16sdtdh="http://schemas.microsoft.com/office/word/2020/wordml/sdtdatahash" xmlns:w16se="http://schemas.microsoft.com/office/word/2015/wordml/symex" xmlns:wpg="http://schemas.microsoft.com/office/word/2010/wordprocessingGroup" xmlns:wpi="http://schemas.microsoft.com/office/word/2010/wordprocessingInk" xmlns:wne="http://schemas.microsoft.com/office/word/2006/wordml" xmlns:wps="http://schemas.microsoft.com/office/word/2010/wordprocessingShape" mc:Ignorable="w14 w15 w16se w16cid w16 w16cex w16sdtdh w16du wp14">
   <w:body>
     <w:p>
       <w:pPr>
@@ -282,9 +282,46 @@
             </w:pPr>
             <w:r>
               <w:rPr>
-                <w:color w:val="000000"/>
-              </w:rPr>
-              <w:t xml:space="preserve">Командир військової частини </w:t>
+                <w:color w:val="000000" w:themeColor="text1"/>
+                <w:lang w:val="ru-RU"/>
+              </w:rPr>
+              <w:fldChar w:fldCharType="begin"/>
+            </w:r>
+            <w:r>
+              <w:rPr>
+                <w:color w:val="000000" w:themeColor="text1"/>
+                <w:lang w:val="ru-RU"/>
+              </w:rPr>
+              <w:instrText xml:space="preserve"> MERGEFIELD  COMM_POSITION  \* MERGEFORMAT </w:instrText>
+            </w:r>
+            <w:r>
+              <w:rPr>
+                <w:color w:val="000000" w:themeColor="text1"/>
+                <w:lang w:val="ru-RU"/>
+              </w:rPr>
+              <w:fldChar w:fldCharType="separate"/>
+            </w:r>
+            <w:r>
+              <w:rPr>
+                <w:noProof/>
+                <w:color w:val="000000" w:themeColor="text1"/>
+                <w:lang w:val="ru-RU"/>
+              </w:rPr>
+              <w:t>«COMM_POSITION»</w:t>
+            </w:r>
+            <w:r>
+              <w:rPr>
+                <w:color w:val="000000" w:themeColor="text1"/>
+                <w:lang w:val="ru-RU"/>
+              </w:rPr>
+              <w:fldChar w:fldCharType="end"/>
+            </w:r>
+            <w:r>
+              <w:rPr>
+                <w:color w:val="000000" w:themeColor="text1"/>
+                <w:lang w:val="en-US"/>
+              </w:rPr>
+              <w:t xml:space="preserve"> </w:t>
             </w:r>
             <w:r>
               <w:rPr>
@@ -454,7 +491,7 @@
                 <w:noProof/>
                 <w:lang w:val="ru-RU"/>
               </w:rPr>
-              <w:t>2025</w:t>
+              <w:t>2026</w:t>
             </w:r>
             <w:r>
               <w:fldChar w:fldCharType="end"/>
@@ -5533,27 +5570,14 @@
               <w:keepLines/>
               <w:ind w:left="-102"/>
             </w:pPr>
-            <w:r>
-              <w:fldChar w:fldCharType="begin"/>
-            </w:r>
-            <w:r>
-              <w:instrText xml:space="preserve"> MERGEFIELD  COMMISSION_HEAD_RANK  \* MERGEFORMAT </w:instrText>
-            </w:r>
-            <w:r>
-              <w:fldChar w:fldCharType="separate"/>
-            </w:r>
-            <w:r>
-              <w:rPr>
-                <w:noProof/>
-              </w:rPr>
-              <w:t>«COMMISSION_HEAD_RANK»</w:t>
-            </w:r>
-            <w:r>
-              <w:rPr>
-                <w:noProof/>
-              </w:rPr>
-              <w:fldChar w:fldCharType="end"/>
-            </w:r>
+            <w:fldSimple w:instr=" MERGEFIELD  COMMISSION_HEAD_RANK  \* MERGEFORMAT ">
+              <w:r>
+                <w:rPr>
+                  <w:noProof/>
+                </w:rPr>
+                <w:t>«COMMISSION_HEAD_RANK»</w:t>
+              </w:r>
+            </w:fldSimple>
           </w:p>
         </w:tc>
         <w:tc>
@@ -5572,27 +5596,14 @@
               <w:ind w:right="-113"/>
               <w:jc w:val="right"/>
             </w:pPr>
-            <w:r>
-              <w:fldChar w:fldCharType="begin"/>
-            </w:r>
-            <w:r>
-              <w:instrText xml:space="preserve"> MERGEFIELD  COMMISSION_HEAD_NAME  \* MERGEFORMAT </w:instrText>
-            </w:r>
-            <w:r>
-              <w:fldChar w:fldCharType="separate"/>
-            </w:r>
-            <w:r>
-              <w:rPr>
-                <w:noProof/>
-              </w:rPr>
-              <w:t>«COMMISSION_HEAD_NAME»</w:t>
-            </w:r>
-            <w:r>
-              <w:rPr>
-                <w:noProof/>
-              </w:rPr>
-              <w:fldChar w:fldCharType="end"/>
-            </w:r>
+            <w:fldSimple w:instr=" MERGEFIELD  COMMISSION_HEAD_NAME  \* MERGEFORMAT ">
+              <w:r>
+                <w:rPr>
+                  <w:noProof/>
+                </w:rPr>
+                <w:t>«COMMISSION_HEAD_NAME»</w:t>
+              </w:r>
+            </w:fldSimple>
           </w:p>
         </w:tc>
         <w:tc>
@@ -5845,27 +5856,14 @@
               <w:keepLines/>
               <w:ind w:left="-102"/>
             </w:pPr>
-            <w:r>
-              <w:fldChar w:fldCharType="begin"/>
-            </w:r>
-            <w:r>
-              <w:instrText xml:space="preserve"> MERGEFIELD  COMMISSION_PERSON1_RANK  \* MERGEFORMAT </w:instrText>
-            </w:r>
-            <w:r>
-              <w:fldChar w:fldCharType="separate"/>
-            </w:r>
-            <w:r>
-              <w:rPr>
-                <w:noProof/>
-              </w:rPr>
-              <w:t>«COMMISSION_PERSON1_RANK»</w:t>
-            </w:r>
-            <w:r>
-              <w:rPr>
-                <w:noProof/>
-              </w:rPr>
-              <w:fldChar w:fldCharType="end"/>
-            </w:r>
+            <w:fldSimple w:instr=" MERGEFIELD  COMMISSION_PERSON1_RANK  \* MERGEFORMAT ">
+              <w:r>
+                <w:rPr>
+                  <w:noProof/>
+                </w:rPr>
+                <w:t>«COMMISSION_PERSON1_RANK»</w:t>
+              </w:r>
+            </w:fldSimple>
           </w:p>
         </w:tc>
         <w:tc>
@@ -5884,27 +5882,14 @@
               <w:ind w:right="-113"/>
               <w:jc w:val="right"/>
             </w:pPr>
-            <w:r>
-              <w:fldChar w:fldCharType="begin"/>
-            </w:r>
-            <w:r>
-              <w:instrText xml:space="preserve"> MERGEFIELD  COMMISSION_PERSON1_NAME  \* MERGEFORMAT </w:instrText>
-            </w:r>
-            <w:r>
-              <w:fldChar w:fldCharType="separate"/>
-            </w:r>
-            <w:r>
-              <w:rPr>
-                <w:noProof/>
-              </w:rPr>
-              <w:t>«COMMISSION_PERSON1_NAME»</w:t>
-            </w:r>
-            <w:r>
-              <w:rPr>
-                <w:noProof/>
-              </w:rPr>
-              <w:fldChar w:fldCharType="end"/>
-            </w:r>
+            <w:fldSimple w:instr=" MERGEFIELD  COMMISSION_PERSON1_NAME  \* MERGEFORMAT ">
+              <w:r>
+                <w:rPr>
+                  <w:noProof/>
+                </w:rPr>
+                <w:t>«COMMISSION_PERSON1_NAME»</w:t>
+              </w:r>
+            </w:fldSimple>
           </w:p>
         </w:tc>
         <w:tc>
@@ -6058,27 +6043,14 @@
               <w:keepLines/>
               <w:ind w:left="-102"/>
             </w:pPr>
-            <w:r>
-              <w:fldChar w:fldCharType="begin"/>
-            </w:r>
-            <w:r>
-              <w:instrText xml:space="preserve"> MERGEFIELD  COMMISSION_PERSON2_RANK  \* MERGEFORMAT </w:instrText>
-            </w:r>
-            <w:r>
-              <w:fldChar w:fldCharType="separate"/>
-            </w:r>
-            <w:r>
-              <w:rPr>
-                <w:noProof/>
-              </w:rPr>
-              <w:t>«COMMISSION_PERSON2_RANK»</w:t>
-            </w:r>
-            <w:r>
-              <w:rPr>
-                <w:noProof/>
-              </w:rPr>
-              <w:fldChar w:fldCharType="end"/>
-            </w:r>
+            <w:fldSimple w:instr=" MERGEFIELD  COMMISSION_PERSON2_RANK  \* MERGEFORMAT ">
+              <w:r>
+                <w:rPr>
+                  <w:noProof/>
+                </w:rPr>
+                <w:t>«COMMISSION_PERSON2_RANK»</w:t>
+              </w:r>
+            </w:fldSimple>
           </w:p>
         </w:tc>
         <w:tc>
@@ -6098,27 +6070,14 @@
               <w:ind w:right="-113"/>
               <w:jc w:val="right"/>
             </w:pPr>
-            <w:r>
-              <w:fldChar w:fldCharType="begin"/>
-            </w:r>
-            <w:r>
-              <w:instrText xml:space="preserve"> MERGEFIELD  COMMISSION_PERSON2_NAME  \* MERGEFORMAT </w:instrText>
-            </w:r>
-            <w:r>
-              <w:fldChar w:fldCharType="separate"/>
-            </w:r>
-            <w:r>
-              <w:rPr>
-                <w:noProof/>
-              </w:rPr>
-              <w:t>«COMMISSION_PERSON2_NAME»</w:t>
-            </w:r>
-            <w:r>
-              <w:rPr>
-                <w:noProof/>
-              </w:rPr>
-              <w:fldChar w:fldCharType="end"/>
-            </w:r>
+            <w:fldSimple w:instr=" MERGEFIELD  COMMISSION_PERSON2_NAME  \* MERGEFORMAT ">
+              <w:r>
+                <w:rPr>
+                  <w:noProof/>
+                </w:rPr>
+                <w:t>«COMMISSION_PERSON2_NAME»</w:t>
+              </w:r>
+            </w:fldSimple>
           </w:p>
         </w:tc>
         <w:tc>
@@ -6256,27 +6215,14 @@
               <w:keepLines/>
               <w:ind w:left="-102"/>
             </w:pPr>
-            <w:r>
-              <w:fldChar w:fldCharType="begin"/>
-            </w:r>
-            <w:r>
-              <w:instrText xml:space="preserve"> MERGEFIELD  COMMISSION_PERSON3_RANK  \* MERGEFORMAT </w:instrText>
-            </w:r>
-            <w:r>
-              <w:fldChar w:fldCharType="separate"/>
-            </w:r>
-            <w:r>
-              <w:rPr>
-                <w:noProof/>
-              </w:rPr>
-              <w:t>«COMMISSION_PERSON3_RANK»</w:t>
-            </w:r>
-            <w:r>
-              <w:rPr>
-                <w:noProof/>
-              </w:rPr>
-              <w:fldChar w:fldCharType="end"/>
-            </w:r>
+            <w:fldSimple w:instr=" MERGEFIELD  COMMISSION_PERSON3_RANK  \* MERGEFORMAT ">
+              <w:r>
+                <w:rPr>
+                  <w:noProof/>
+                </w:rPr>
+                <w:t>«COMMISSION_PERSON3_RANK»</w:t>
+              </w:r>
+            </w:fldSimple>
           </w:p>
         </w:tc>
         <w:tc>
@@ -6296,27 +6242,14 @@
               <w:ind w:right="-113"/>
               <w:jc w:val="right"/>
             </w:pPr>
-            <w:r>
-              <w:fldChar w:fldCharType="begin"/>
-            </w:r>
-            <w:r>
-              <w:instrText xml:space="preserve"> MERGEFIELD  COMMISSION_PERSON3_NAME  \* MERGEFORMAT </w:instrText>
-            </w:r>
-            <w:r>
-              <w:fldChar w:fldCharType="separate"/>
-            </w:r>
-            <w:r>
-              <w:rPr>
-                <w:noProof/>
-              </w:rPr>
-              <w:t>«COMMISSION_PERSON3_NAME»</w:t>
-            </w:r>
-            <w:r>
-              <w:rPr>
-                <w:noProof/>
-              </w:rPr>
-              <w:fldChar w:fldCharType="end"/>
-            </w:r>
+            <w:fldSimple w:instr=" MERGEFIELD  COMMISSION_PERSON3_NAME  \* MERGEFORMAT ">
+              <w:r>
+                <w:rPr>
+                  <w:noProof/>
+                </w:rPr>
+                <w:t>«COMMISSION_PERSON3_NAME»</w:t>
+              </w:r>
+            </w:fldSimple>
           </w:p>
         </w:tc>
         <w:tc>
@@ -6544,7 +6477,7 @@
                 <w:u w:val="single"/>
                 <w:lang w:val="ru-RU"/>
               </w:rPr>
-              <w:t>2025</w:t>
+              <w:t>2026</w:t>
             </w:r>
             <w:r>
               <w:rPr>
@@ -6600,7 +6533,7 @@
 </file>
 
 <file path=word/styles.xml><?xml version="1.0" encoding="utf-8"?>
-<w:styles xmlns:mc="http://schemas.openxmlformats.org/markup-compatibility/2006" xmlns:r="http://schemas.openxmlformats.org/officeDocument/2006/relationships" xmlns:w="http://schemas.openxmlformats.org/wordprocessingml/2006/main" xmlns:w14="http://schemas.microsoft.com/office/word/2010/wordml" xmlns:w15="http://schemas.microsoft.com/office/word/2012/wordml" xmlns:w16cex="http://schemas.microsoft.com/office/word/2018/wordml/cex" xmlns:w16cid="http://schemas.microsoft.com/office/word/2016/wordml/cid" xmlns:w16="http://schemas.microsoft.com/office/word/2018/wordml" xmlns:w16sdtdh="http://schemas.microsoft.com/office/word/2020/wordml/sdtdatahash" xmlns:w16se="http://schemas.microsoft.com/office/word/2015/wordml/symex" mc:Ignorable="w14 w15 w16se w16cid w16 w16cex w16sdtdh">
+<w:styles xmlns:mc="http://schemas.openxmlformats.org/markup-compatibility/2006" xmlns:r="http://schemas.openxmlformats.org/officeDocument/2006/relationships" xmlns:w="http://schemas.openxmlformats.org/wordprocessingml/2006/main" xmlns:w14="http://schemas.microsoft.com/office/word/2010/wordml" xmlns:w15="http://schemas.microsoft.com/office/word/2012/wordml" xmlns:w16cex="http://schemas.microsoft.com/office/word/2018/wordml/cex" xmlns:w16cid="http://schemas.microsoft.com/office/word/2016/wordml/cid" xmlns:w16="http://schemas.microsoft.com/office/word/2018/wordml" xmlns:w16du="http://schemas.microsoft.com/office/word/2023/wordml/word16du" xmlns:w16sdtdh="http://schemas.microsoft.com/office/word/2020/wordml/sdtdatahash" xmlns:w16se="http://schemas.microsoft.com/office/word/2015/wordml/symex" mc:Ignorable="w14 w15 w16se w16cid w16 w16cex w16sdtdh w16du">
   <w:docDefaults>
     <w:rPrDefault>
       <w:rPr>
